--- a/company-documents/Esthien_Letterhead_and_OL_Templates.docx
+++ b/company-documents/Esthien_Letterhead_and_OL_Templates.docx
@@ -198,6 +198,8 @@
           <w:sz w:val="21"/>
         </w:rPr>
         <w:t>[Authorized Signatory]</w:t>
+        <w:br/>
+        <w:t>Esthien Pvt Ltd</w:t>
         <w:br/>
         <w:t>Esthien Labs</w:t>
       </w:r>
@@ -448,6 +450,8 @@
         </w:rPr>
         <w:t>[Authorized Signatory]</w:t>
         <w:br/>
+        <w:t>Esthien Pvt Ltd</w:t>
+        <w:br/>
         <w:t>Esthien Labs</w:t>
       </w:r>
     </w:p>
@@ -697,6 +701,8 @@
         </w:rPr>
         <w:t>[Authorized Signatory]</w:t>
         <w:br/>
+        <w:t>Esthien Pvt Ltd</w:t>
+        <w:br/>
         <w:t>Esthien Labs</w:t>
       </w:r>
     </w:p>
@@ -908,6 +914,8 @@
           <w:sz w:val="21"/>
         </w:rPr>
         <w:t>[Authorized Signatory]</w:t>
+        <w:br/>
+        <w:t>Esthien Pvt Ltd</w:t>
         <w:br/>
         <w:t>Esthien Labs</w:t>
       </w:r>
@@ -1121,6 +1129,8 @@
         </w:rPr>
         <w:t>[Authorized Signatory]</w:t>
         <w:br/>
+        <w:t>Esthien Pvt Ltd</w:t>
+        <w:br/>
         <w:t>Esthien Labs</w:t>
       </w:r>
     </w:p>
@@ -1332,6 +1342,8 @@
           <w:sz w:val="21"/>
         </w:rPr>
         <w:t>[Authorized Signatory]</w:t>
+        <w:br/>
+        <w:t>Esthien Pvt Ltd</w:t>
         <w:br/>
         <w:t>Esthien Labs</w:t>
       </w:r>
@@ -1545,6 +1557,8 @@
         </w:rPr>
         <w:t>[Authorized Signatory]</w:t>
         <w:br/>
+        <w:t>Esthien Pvt Ltd</w:t>
+        <w:br/>
         <w:t>Esthien Labs</w:t>
       </w:r>
     </w:p>
@@ -1573,7 +1587,7 @@
         <w:color w:val="4A5C63"/>
         <w:sz w:val="16"/>
       </w:rPr>
-      <w:t>Esthien Labs | www.esthien.com | contact@esthien.com | [Registered Office Address] | CIN: [insert]</w:t>
+      <w:t>Esthien Pvt Ltd | Esthien Labs | www.esthien.com | contact@esthien.com | [Registered Office Address] | CIN: [insert]</w:t>
     </w:r>
   </w:p>
 </w:ftr>
@@ -1592,7 +1606,7 @@
         <w:color w:val="4A5C63"/>
         <w:sz w:val="16"/>
       </w:rPr>
-      <w:t>Esthien Labs | www.esthien.com | contact@esthien.com | [Registered Office Address] | CIN: [insert]</w:t>
+      <w:t>Esthien Pvt Ltd | Esthien Labs | www.esthien.com | contact@esthien.com | [Registered Office Address] | CIN: [insert]</w:t>
     </w:r>
   </w:p>
 </w:ftr>
@@ -1611,7 +1625,7 @@
         <w:color w:val="4A5C63"/>
         <w:sz w:val="16"/>
       </w:rPr>
-      <w:t>Esthien Labs | www.esthien.com | contact@esthien.com | [Registered Office Address] | CIN: [insert]</w:t>
+      <w:t>Esthien Pvt Ltd | Esthien Labs | www.esthien.com | contact@esthien.com | [Registered Office Address] | CIN: [insert]</w:t>
     </w:r>
   </w:p>
 </w:ftr>
@@ -1630,7 +1644,7 @@
         <w:color w:val="4A5C63"/>
         <w:sz w:val="16"/>
       </w:rPr>
-      <w:t>Esthien Labs | www.esthien.com | contact@esthien.com | [Registered Office Address] | CIN: [insert]</w:t>
+      <w:t>Esthien Pvt Ltd | Esthien Labs | www.esthien.com | contact@esthien.com | [Registered Office Address] | CIN: [insert]</w:t>
     </w:r>
   </w:p>
 </w:ftr>
@@ -1649,7 +1663,7 @@
         <w:color w:val="4A5C63"/>
         <w:sz w:val="16"/>
       </w:rPr>
-      <w:t>Esthien Labs | www.esthien.com | contact@esthien.com | [Registered Office Address] | CIN: [insert]</w:t>
+      <w:t>Esthien Pvt Ltd | Esthien Labs | www.esthien.com | contact@esthien.com | [Registered Office Address] | CIN: [insert]</w:t>
     </w:r>
   </w:p>
 </w:ftr>
@@ -1668,7 +1682,7 @@
         <w:color w:val="4A5C63"/>
         <w:sz w:val="16"/>
       </w:rPr>
-      <w:t>Esthien Labs | www.esthien.com | contact@esthien.com | [Registered Office Address] | CIN: [insert]</w:t>
+      <w:t>Esthien Pvt Ltd | Esthien Labs | www.esthien.com | contact@esthien.com | [Registered Office Address] | CIN: [insert]</w:t>
     </w:r>
   </w:p>
 </w:ftr>
@@ -1687,7 +1701,7 @@
         <w:color w:val="4A5C63"/>
         <w:sz w:val="16"/>
       </w:rPr>
-      <w:t>Esthien Labs | www.esthien.com | contact@esthien.com | [Registered Office Address] | CIN: [insert]</w:t>
+      <w:t>Esthien Pvt Ltd | Esthien Labs | www.esthien.com | contact@esthien.com | [Registered Office Address] | CIN: [insert]</w:t>
     </w:r>
   </w:p>
 </w:ftr>
@@ -1752,11 +1766,21 @@
     <w:r>
       <w:rPr>
         <w:rFonts w:ascii="Calibri" w:hAnsi="Calibri"/>
+        <w:b/>
         <w:color w:val="4A5C63"/>
         <w:sz w:val="13"/>
       </w:rPr>
       <w:br/>
-      <w:t xml:space="preserve">  CUSTOM FPGA CHIPSETS FOR PHYSICAL INTELLIGENCE</w:t>
+      <w:t xml:space="preserve">  ESTHIEN PVT LTD</w:t>
+    </w:r>
+    <w:r>
+      <w:rPr>
+        <w:rFonts w:ascii="Calibri" w:hAnsi="Calibri"/>
+        <w:color w:val="4A5C63"/>
+        <w:sz w:val="13"/>
+      </w:rPr>
+      <w:br/>
+      <w:t xml:space="preserve">  CUSTOM SILICON FOR PHYSICAL INTELLIGENCE</w:t>
     </w:r>
   </w:p>
 </w:hdr>
@@ -1821,11 +1845,21 @@
     <w:r>
       <w:rPr>
         <w:rFonts w:ascii="Calibri" w:hAnsi="Calibri"/>
+        <w:b/>
         <w:color w:val="4A5C63"/>
         <w:sz w:val="13"/>
       </w:rPr>
       <w:br/>
-      <w:t xml:space="preserve">  CUSTOM FPGA CHIPSETS FOR PHYSICAL INTELLIGENCE</w:t>
+      <w:t xml:space="preserve">  ESTHIEN PVT LTD</w:t>
+    </w:r>
+    <w:r>
+      <w:rPr>
+        <w:rFonts w:ascii="Calibri" w:hAnsi="Calibri"/>
+        <w:color w:val="4A5C63"/>
+        <w:sz w:val="13"/>
+      </w:rPr>
+      <w:br/>
+      <w:t xml:space="preserve">  CUSTOM SILICON FOR PHYSICAL INTELLIGENCE</w:t>
     </w:r>
   </w:p>
 </w:hdr>
@@ -1890,11 +1924,21 @@
     <w:r>
       <w:rPr>
         <w:rFonts w:ascii="Calibri" w:hAnsi="Calibri"/>
+        <w:b/>
         <w:color w:val="4A5C63"/>
         <w:sz w:val="13"/>
       </w:rPr>
       <w:br/>
-      <w:t xml:space="preserve">  CUSTOM FPGA CHIPSETS FOR PHYSICAL INTELLIGENCE</w:t>
+      <w:t xml:space="preserve">  ESTHIEN PVT LTD</w:t>
+    </w:r>
+    <w:r>
+      <w:rPr>
+        <w:rFonts w:ascii="Calibri" w:hAnsi="Calibri"/>
+        <w:color w:val="4A5C63"/>
+        <w:sz w:val="13"/>
+      </w:rPr>
+      <w:br/>
+      <w:t xml:space="preserve">  CUSTOM SILICON FOR PHYSICAL INTELLIGENCE</w:t>
     </w:r>
   </w:p>
 </w:hdr>
@@ -1959,11 +2003,21 @@
     <w:r>
       <w:rPr>
         <w:rFonts w:ascii="Calibri" w:hAnsi="Calibri"/>
+        <w:b/>
         <w:color w:val="4A5C63"/>
         <w:sz w:val="13"/>
       </w:rPr>
       <w:br/>
-      <w:t xml:space="preserve">  CUSTOM FPGA CHIPSETS FOR PHYSICAL INTELLIGENCE</w:t>
+      <w:t xml:space="preserve">  ESTHIEN PVT LTD</w:t>
+    </w:r>
+    <w:r>
+      <w:rPr>
+        <w:rFonts w:ascii="Calibri" w:hAnsi="Calibri"/>
+        <w:color w:val="4A5C63"/>
+        <w:sz w:val="13"/>
+      </w:rPr>
+      <w:br/>
+      <w:t xml:space="preserve">  CUSTOM SILICON FOR PHYSICAL INTELLIGENCE</w:t>
     </w:r>
   </w:p>
 </w:hdr>
@@ -2028,11 +2082,21 @@
     <w:r>
       <w:rPr>
         <w:rFonts w:ascii="Calibri" w:hAnsi="Calibri"/>
+        <w:b/>
         <w:color w:val="4A5C63"/>
         <w:sz w:val="13"/>
       </w:rPr>
       <w:br/>
-      <w:t xml:space="preserve">  CUSTOM FPGA CHIPSETS FOR PHYSICAL INTELLIGENCE</w:t>
+      <w:t xml:space="preserve">  ESTHIEN PVT LTD</w:t>
+    </w:r>
+    <w:r>
+      <w:rPr>
+        <w:rFonts w:ascii="Calibri" w:hAnsi="Calibri"/>
+        <w:color w:val="4A5C63"/>
+        <w:sz w:val="13"/>
+      </w:rPr>
+      <w:br/>
+      <w:t xml:space="preserve">  CUSTOM SILICON FOR PHYSICAL INTELLIGENCE</w:t>
     </w:r>
   </w:p>
 </w:hdr>
@@ -2097,11 +2161,21 @@
     <w:r>
       <w:rPr>
         <w:rFonts w:ascii="Calibri" w:hAnsi="Calibri"/>
+        <w:b/>
         <w:color w:val="4A5C63"/>
         <w:sz w:val="13"/>
       </w:rPr>
       <w:br/>
-      <w:t xml:space="preserve">  CUSTOM FPGA CHIPSETS FOR PHYSICAL INTELLIGENCE</w:t>
+      <w:t xml:space="preserve">  ESTHIEN PVT LTD</w:t>
+    </w:r>
+    <w:r>
+      <w:rPr>
+        <w:rFonts w:ascii="Calibri" w:hAnsi="Calibri"/>
+        <w:color w:val="4A5C63"/>
+        <w:sz w:val="13"/>
+      </w:rPr>
+      <w:br/>
+      <w:t xml:space="preserve">  CUSTOM SILICON FOR PHYSICAL INTELLIGENCE</w:t>
     </w:r>
   </w:p>
 </w:hdr>
@@ -2166,11 +2240,21 @@
     <w:r>
       <w:rPr>
         <w:rFonts w:ascii="Calibri" w:hAnsi="Calibri"/>
+        <w:b/>
         <w:color w:val="4A5C63"/>
         <w:sz w:val="13"/>
       </w:rPr>
       <w:br/>
-      <w:t xml:space="preserve">  CUSTOM FPGA CHIPSETS FOR PHYSICAL INTELLIGENCE</w:t>
+      <w:t xml:space="preserve">  ESTHIEN PVT LTD</w:t>
+    </w:r>
+    <w:r>
+      <w:rPr>
+        <w:rFonts w:ascii="Calibri" w:hAnsi="Calibri"/>
+        <w:color w:val="4A5C63"/>
+        <w:sz w:val="13"/>
+      </w:rPr>
+      <w:br/>
+      <w:t xml:space="preserve">  CUSTOM SILICON FOR PHYSICAL INTELLIGENCE</w:t>
     </w:r>
   </w:p>
 </w:hdr>
